--- a/TFI Seguridad Informática/TFI SEG INF.docx
+++ b/TFI Seguridad Informática/TFI SEG INF.docx
@@ -1,6 +1,6 @@
 
 <file path=word/document.xml><?xml version="1.0" encoding="utf-8"?>
-<w:document xmlns:wpc="http://schemas.microsoft.com/office/word/2010/wordprocessingCanvas" xmlns:cx="http://schemas.microsoft.com/office/drawing/2014/chartex" xmlns:cx1="http://schemas.microsoft.com/office/drawing/2015/9/8/chartex" xmlns:cx2="http://schemas.microsoft.com/office/drawing/2015/10/21/chartex" xmlns:cx3="http://schemas.microsoft.com/office/drawing/2016/5/9/chartex" xmlns:cx4="http://schemas.microsoft.com/office/drawing/2016/5/10/chartex" xmlns:cx5="http://schemas.microsoft.com/office/drawing/2016/5/11/chartex" xmlns:cx6="http://schemas.microsoft.com/office/drawing/2016/5/12/chartex" xmlns:cx7="http://schemas.microsoft.com/office/drawing/2016/5/13/chartex" xmlns:cx8="http://schemas.microsoft.com/office/drawing/2016/5/14/chartex" xmlns:mc="http://schemas.openxmlformats.org/markup-compatibility/2006" xmlns:aink="http://schemas.microsoft.com/office/drawing/2016/ink" xmlns:am3d="http://schemas.microsoft.com/office/drawing/2017/model3d" xmlns:o="urn:schemas-microsoft-com:office:office" xmlns:oel="http://schemas.microsoft.com/office/2019/extlst" xmlns:r="http://schemas.openxmlformats.org/officeDocument/2006/relationships" xmlns:m="http://schemas.openxmlformats.org/officeDocument/2006/math" xmlns:v="urn:schemas-microsoft-com:vml" xmlns:wp14="http://schemas.microsoft.com/office/word/2010/wordprocessingDrawing" xmlns:wp="http://schemas.openxmlformats.org/drawingml/2006/wordprocessingDrawing" xmlns:w10="urn:schemas-microsoft-com:office:word" xmlns:w="http://schemas.openxmlformats.org/wordprocessingml/2006/main" xmlns:w14="http://schemas.microsoft.com/office/word/2010/wordml" xmlns:w15="http://schemas.microsoft.com/office/word/2012/wordml" xmlns:w16cex="http://schemas.microsoft.com/office/word/2018/wordml/cex" xmlns:w16cid="http://schemas.microsoft.com/office/word/2016/wordml/cid" xmlns:w16="http://schemas.microsoft.com/office/word/2018/wordml" xmlns:w16sdtdh="http://schemas.microsoft.com/office/word/2020/wordml/sdtdatahash" xmlns:w16se="http://schemas.microsoft.com/office/word/2015/wordml/symex" xmlns:wpg="http://schemas.microsoft.com/office/word/2010/wordprocessingGroup" xmlns:wpi="http://schemas.microsoft.com/office/word/2010/wordprocessingInk" xmlns:wne="http://schemas.microsoft.com/office/word/2006/wordml" xmlns:wps="http://schemas.microsoft.com/office/word/2010/wordprocessingShape" mc:Ignorable="w14 w15 w16se w16cid w16 w16cex w16sdtdh wp14">
+<w:document xmlns:wpc="http://schemas.microsoft.com/office/word/2010/wordprocessingCanvas" xmlns:cx="http://schemas.microsoft.com/office/drawing/2014/chartex" xmlns:cx1="http://schemas.microsoft.com/office/drawing/2015/9/8/chartex" xmlns:cx2="http://schemas.microsoft.com/office/drawing/2015/10/21/chartex" xmlns:cx3="http://schemas.microsoft.com/office/drawing/2016/5/9/chartex" xmlns:cx4="http://schemas.microsoft.com/office/drawing/2016/5/10/chartex" xmlns:cx5="http://schemas.microsoft.com/office/drawing/2016/5/11/chartex" xmlns:cx6="http://schemas.microsoft.com/office/drawing/2016/5/12/chartex" xmlns:cx7="http://schemas.microsoft.com/office/drawing/2016/5/13/chartex" xmlns:cx8="http://schemas.microsoft.com/office/drawing/2016/5/14/chartex" xmlns:mc="http://schemas.openxmlformats.org/markup-compatibility/2006" xmlns:aink="http://schemas.microsoft.com/office/drawing/2016/ink" xmlns:am3d="http://schemas.microsoft.com/office/drawing/2017/model3d" xmlns:o="urn:schemas-microsoft-com:office:office" xmlns:oel="http://schemas.microsoft.com/office/2019/extlst" xmlns:r="http://schemas.openxmlformats.org/officeDocument/2006/relationships" xmlns:m="http://schemas.openxmlformats.org/officeDocument/2006/math" xmlns:v="urn:schemas-microsoft-com:vml" xmlns:wp14="http://schemas.microsoft.com/office/word/2010/wordprocessingDrawing" xmlns:wp="http://schemas.openxmlformats.org/drawingml/2006/wordprocessingDrawing" xmlns:w10="urn:schemas-microsoft-com:office:word" xmlns:w="http://schemas.openxmlformats.org/wordprocessingml/2006/main" xmlns:w14="http://schemas.microsoft.com/office/word/2010/wordml" xmlns:w15="http://schemas.microsoft.com/office/word/2012/wordml" xmlns:w16cex="http://schemas.microsoft.com/office/word/2018/wordml/cex" xmlns:w16cid="http://schemas.microsoft.com/office/word/2016/wordml/cid" xmlns:w16="http://schemas.microsoft.com/office/word/2018/wordml" xmlns:w16du="http://schemas.microsoft.com/office/word/2023/wordml/word16du" xmlns:w16sdtdh="http://schemas.microsoft.com/office/word/2020/wordml/sdtdatahash" xmlns:w16sdtfl="http://schemas.microsoft.com/office/word/2024/wordml/sdtformatlock" xmlns:w16se="http://schemas.microsoft.com/office/word/2015/wordml/symex" xmlns:wpg="http://schemas.microsoft.com/office/word/2010/wordprocessingGroup" xmlns:wpi="http://schemas.microsoft.com/office/word/2010/wordprocessingInk" xmlns:wne="http://schemas.microsoft.com/office/word/2006/wordml" xmlns:wps="http://schemas.microsoft.com/office/word/2010/wordprocessingShape" mc:Ignorable="w14 w15 w16se w16cid w16 w16cex w16sdtdh w16sdtfl w16du wp14">
   <w:body>
     <w:tbl>
       <w:tblPr>
@@ -20,7 +20,6 @@
         <w:tc>
           <w:tcPr>
             <w:tcW w:w="5118" w:type="dxa"/>
-            <w:shd w:val="clear" w:color="auto" w:fill="auto"/>
           </w:tcPr>
           <w:p>
             <w:pPr>
@@ -75,7 +74,6 @@
           <w:tcPr>
             <w:tcW w:w="4055" w:type="dxa"/>
             <w:gridSpan w:val="2"/>
-            <w:shd w:val="clear" w:color="auto" w:fill="auto"/>
           </w:tcPr>
           <w:p>
             <w:pPr>
@@ -110,10 +108,10 @@
                   <v:path o:extrusionok="f" gradientshapeok="t" o:connecttype="rect"/>
                   <o:lock v:ext="edit" aspectratio="t"/>
                 </v:shapetype>
-                <v:shape id="_x0000_i1025" type="#_x0000_t75" style="width:169.35pt;height:44.75pt" o:ole="">
+                <v:shape id="_x0000_i1025" type="#_x0000_t75" style="width:169.5pt;height:45pt" o:ole="">
                   <v:imagedata r:id="rId7" o:title=""/>
                 </v:shape>
-                <o:OLEObject Type="Embed" ProgID="MSPhotoEd.3" ShapeID="_x0000_i1025" DrawAspect="Content" ObjectID="_1737653784" r:id="rId8"/>
+                <o:OLEObject Type="Embed" ProgID="MSPhotoEd.3" ShapeID="_x0000_i1025" DrawAspect="Content" ObjectID="_1819728657" r:id="rId8"/>
               </w:object>
             </w:r>
           </w:p>
@@ -126,7 +124,6 @@
         <w:tc>
           <w:tcPr>
             <w:tcW w:w="5118" w:type="dxa"/>
-            <w:shd w:val="clear" w:color="auto" w:fill="auto"/>
           </w:tcPr>
           <w:p>
             <w:pPr>
@@ -144,7 +141,6 @@
           <w:tcPr>
             <w:tcW w:w="4055" w:type="dxa"/>
             <w:gridSpan w:val="2"/>
-            <w:shd w:val="clear" w:color="auto" w:fill="auto"/>
           </w:tcPr>
           <w:p>
             <w:pPr>
@@ -164,7 +160,6 @@
           <w:tcPr>
             <w:tcW w:w="9173" w:type="dxa"/>
             <w:gridSpan w:val="3"/>
-            <w:shd w:val="clear" w:color="auto" w:fill="auto"/>
           </w:tcPr>
           <w:p>
             <w:pPr>
@@ -241,7 +236,6 @@
           <w:tcPr>
             <w:tcW w:w="9173" w:type="dxa"/>
             <w:gridSpan w:val="3"/>
-            <w:shd w:val="clear" w:color="auto" w:fill="auto"/>
           </w:tcPr>
           <w:p>
             <w:pPr>
@@ -275,7 +269,6 @@
           <w:tcPr>
             <w:tcW w:w="9173" w:type="dxa"/>
             <w:gridSpan w:val="3"/>
-            <w:shd w:val="clear" w:color="auto" w:fill="auto"/>
           </w:tcPr>
           <w:p>
             <w:pPr>
@@ -428,7 +421,6 @@
           <w:tcPr>
             <w:tcW w:w="9173" w:type="dxa"/>
             <w:gridSpan w:val="3"/>
-            <w:shd w:val="clear" w:color="auto" w:fill="auto"/>
           </w:tcPr>
           <w:p>
             <w:pPr>
@@ -449,7 +441,6 @@
           <w:tcPr>
             <w:tcW w:w="9173" w:type="dxa"/>
             <w:gridSpan w:val="3"/>
-            <w:shd w:val="clear" w:color="auto" w:fill="auto"/>
           </w:tcPr>
           <w:p>
             <w:pPr>
@@ -481,7 +472,6 @@
           <w:tcPr>
             <w:tcW w:w="9173" w:type="dxa"/>
             <w:gridSpan w:val="3"/>
-            <w:shd w:val="clear" w:color="auto" w:fill="auto"/>
           </w:tcPr>
           <w:p>
             <w:pPr>
@@ -522,7 +512,6 @@
           <w:tcPr>
             <w:tcW w:w="9173" w:type="dxa"/>
             <w:gridSpan w:val="3"/>
-            <w:shd w:val="clear" w:color="auto" w:fill="auto"/>
           </w:tcPr>
           <w:p>
             <w:pPr>
@@ -575,7 +564,7 @@
                 <w:sz w:val="28"/>
                 <w:szCs w:val="28"/>
               </w:rPr>
-              <w:t>[46406] Zurita, José Mat</w:t>
+              <w:t>Zurita, José Mat</w:t>
             </w:r>
             <w:r>
               <w:rPr>
@@ -605,15 +594,6 @@
                 <w:szCs w:val="28"/>
               </w:rPr>
             </w:pPr>
-            <w:r>
-              <w:rPr>
-                <w:rFonts w:ascii="Arial" w:eastAsia="Arial" w:hAnsi="Arial" w:cs="Arial"/>
-                <w:color w:val="000000" w:themeColor="text1"/>
-                <w:sz w:val="28"/>
-                <w:szCs w:val="28"/>
-              </w:rPr>
-              <w:t xml:space="preserve">[44528] </w:t>
-            </w:r>
             <w:proofErr w:type="spellStart"/>
             <w:r>
               <w:rPr>
@@ -663,7 +643,6 @@
           <w:tcPr>
             <w:tcW w:w="9173" w:type="dxa"/>
             <w:gridSpan w:val="3"/>
-            <w:shd w:val="clear" w:color="auto" w:fill="auto"/>
           </w:tcPr>
           <w:p>
             <w:pPr>
@@ -687,7 +666,6 @@
           <w:tcPr>
             <w:tcW w:w="9173" w:type="dxa"/>
             <w:gridSpan w:val="3"/>
-            <w:shd w:val="clear" w:color="auto" w:fill="auto"/>
           </w:tcPr>
           <w:p>
             <w:pPr>
@@ -709,7 +687,6 @@
           <w:tcPr>
             <w:tcW w:w="7994" w:type="dxa"/>
             <w:gridSpan w:val="2"/>
-            <w:shd w:val="clear" w:color="auto" w:fill="auto"/>
           </w:tcPr>
           <w:p>
             <w:pPr>
@@ -725,7 +702,6 @@
         <w:tc>
           <w:tcPr>
             <w:tcW w:w="1179" w:type="dxa"/>
-            <w:shd w:val="clear" w:color="auto" w:fill="auto"/>
           </w:tcPr>
           <w:p>
             <w:pPr>
@@ -767,7 +743,6 @@
           <w:tcPr>
             <w:tcW w:w="7994" w:type="dxa"/>
             <w:gridSpan w:val="2"/>
-            <w:shd w:val="clear" w:color="auto" w:fill="auto"/>
           </w:tcPr>
           <w:p>
             <w:pPr>
@@ -785,7 +760,6 @@
         <w:tc>
           <w:tcPr>
             <w:tcW w:w="1179" w:type="dxa"/>
-            <w:shd w:val="clear" w:color="auto" w:fill="auto"/>
           </w:tcPr>
           <w:p>
             <w:pPr>
@@ -810,7 +784,6 @@
           <w:tcPr>
             <w:tcW w:w="7994" w:type="dxa"/>
             <w:gridSpan w:val="2"/>
-            <w:shd w:val="clear" w:color="auto" w:fill="auto"/>
           </w:tcPr>
           <w:p>
             <w:pPr>
@@ -830,7 +803,6 @@
           <w:tcPr>
             <w:tcW w:w="9173" w:type="dxa"/>
             <w:gridSpan w:val="3"/>
-            <w:shd w:val="clear" w:color="auto" w:fill="auto"/>
           </w:tcPr>
           <w:p>
             <w:pPr>
@@ -852,7 +824,6 @@
           <w:tcPr>
             <w:tcW w:w="9173" w:type="dxa"/>
             <w:gridSpan w:val="3"/>
-            <w:shd w:val="clear" w:color="auto" w:fill="auto"/>
           </w:tcPr>
           <w:p>
             <w:pPr>
@@ -4295,7 +4266,7 @@
           <w:szCs w:val="28"/>
         </w:rPr>
         <w:drawing>
-          <wp:inline distT="0" distB="0" distL="0" distR="0" wp14:anchorId="1F250CA5" wp14:editId="14993B86">
+          <wp:inline distT="0" distB="0" distL="0" distR="0" wp14:anchorId="1F250CA5" wp14:editId="4F230780">
             <wp:extent cx="3487003" cy="1968419"/>
             <wp:effectExtent l="0" t="0" r="0" b="0"/>
             <wp:docPr id="8" name="Imagen 8" descr="Biometría y estándares"/>
@@ -5501,7 +5472,7 @@
           <w:szCs w:val="28"/>
         </w:rPr>
         <w:drawing>
-          <wp:inline distT="0" distB="0" distL="0" distR="0" wp14:anchorId="6B62D93A" wp14:editId="45159925">
+          <wp:inline distT="0" distB="0" distL="0" distR="0" wp14:anchorId="6B62D93A" wp14:editId="43C3F1E0">
             <wp:extent cx="3616656" cy="1930832"/>
             <wp:effectExtent l="0" t="0" r="3175" b="0"/>
             <wp:docPr id="7" name="Imagen 7" descr="Biometría y autentificación e identificación"/>
@@ -5581,60 +5552,24 @@
           <w:sz w:val="24"/>
           <w:szCs w:val="24"/>
         </w:rPr>
-        <w:t>En el proceso de identificación los rasgos biométricos se comparan con los de un conjunto de patrones ya guardados, este proceso se conoce también como uno-para-muchos (</w:t>
-      </w:r>
-      <w:proofErr w:type="gramStart"/>
-      <w:r>
-        <w:rPr>
-          <w:rFonts w:ascii="Arial" w:hAnsi="Arial" w:cs="Arial"/>
-          <w:sz w:val="24"/>
-          <w:szCs w:val="24"/>
-        </w:rPr>
-        <w:t>1:N</w:t>
-      </w:r>
-      <w:proofErr w:type="gramEnd"/>
-      <w:r>
-        <w:rPr>
-          <w:rFonts w:ascii="Arial" w:hAnsi="Arial" w:cs="Arial"/>
-          <w:sz w:val="24"/>
-          <w:szCs w:val="24"/>
-        </w:rPr>
-        <w:t>). Este proceso implica no conocer la identidad presunta del individuo, la nueva muestra de datos biométricos es tomada del usuario y comparada una a una con los patrones ya existentes en el banco de datos registrados. El resultado de este proceso es la identidad del individuo, mientras que en el proceso de autentificación es un valor verdadero o falso.</w:t>
-      </w:r>
-    </w:p>
-    <w:p>
-      <w:pPr>
-        <w:rPr>
-          <w:rFonts w:ascii="Arial" w:hAnsi="Arial" w:cs="Arial"/>
-          <w:sz w:val="24"/>
-          <w:szCs w:val="24"/>
-        </w:rPr>
-      </w:pPr>
-      <w:r>
-        <w:rPr>
-          <w:rFonts w:ascii="Arial" w:hAnsi="Arial" w:cs="Arial"/>
-          <w:sz w:val="24"/>
-          <w:szCs w:val="24"/>
-        </w:rPr>
-        <w:t xml:space="preserve">El proceso de autentificación o verificación biométrica es más rápido que el de identificación biométrica, sobre todo cuando el número de usuarios (N) es elevado. Esto es debido a que la necesidad de procesamiento y comparaciones es más </w:t>
-      </w:r>
-      <w:proofErr w:type="gramStart"/>
-      <w:r>
-        <w:rPr>
-          <w:rFonts w:ascii="Arial" w:hAnsi="Arial" w:cs="Arial"/>
-          <w:sz w:val="24"/>
-          <w:szCs w:val="24"/>
-        </w:rPr>
-        <w:t>reducido</w:t>
-      </w:r>
-      <w:proofErr w:type="gramEnd"/>
-      <w:r>
-        <w:rPr>
-          <w:rFonts w:ascii="Arial" w:hAnsi="Arial" w:cs="Arial"/>
-          <w:sz w:val="24"/>
-          <w:szCs w:val="24"/>
-        </w:rPr>
-        <w:t xml:space="preserve"> en el proceso de autentificación. Por esta razón, es habitual usar autentificación cuando se quiere validar la identidad de un individuo desde un sistema con capacidad de procesamiento limitada o se quiere un proceso muy rápido.</w:t>
+        <w:t>En el proceso de identificación los rasgos biométricos se comparan con los de un conjunto de patrones ya guardados, este proceso se conoce también como uno-para-muchos (1:N). Este proceso implica no conocer la identidad presunta del individuo, la nueva muestra de datos biométricos es tomada del usuario y comparada una a una con los patrones ya existentes en el banco de datos registrados. El resultado de este proceso es la identidad del individuo, mientras que en el proceso de autentificación es un valor verdadero o falso.</w:t>
+      </w:r>
+    </w:p>
+    <w:p>
+      <w:pPr>
+        <w:rPr>
+          <w:rFonts w:ascii="Arial" w:hAnsi="Arial" w:cs="Arial"/>
+          <w:sz w:val="24"/>
+          <w:szCs w:val="24"/>
+        </w:rPr>
+      </w:pPr>
+      <w:r>
+        <w:rPr>
+          <w:rFonts w:ascii="Arial" w:hAnsi="Arial" w:cs="Arial"/>
+          <w:sz w:val="24"/>
+          <w:szCs w:val="24"/>
+        </w:rPr>
+        <w:t>El proceso de autentificación o verificación biométrica es más rápido que el de identificación biométrica, sobre todo cuando el número de usuarios (N) es elevado. Esto es debido a que la necesidad de procesamiento y comparaciones es más reducido en el proceso de autentificación. Por esta razón, es habitual usar autentificación cuando se quiere validar la identidad de un individuo desde un sistema con capacidad de procesamiento limitada o se quiere un proceso muy rápido.</w:t>
       </w:r>
     </w:p>
     <w:p>
@@ -5751,7 +5686,7 @@
           <w:szCs w:val="28"/>
         </w:rPr>
         <w:drawing>
-          <wp:inline distT="0" distB="0" distL="0" distR="0" wp14:anchorId="4A346441" wp14:editId="5F348268">
+          <wp:inline distT="0" distB="0" distL="0" distR="0" wp14:anchorId="4A346441" wp14:editId="102A59CE">
             <wp:extent cx="3568889" cy="1917065"/>
             <wp:effectExtent l="0" t="0" r="0" b="6985"/>
             <wp:docPr id="6" name="Imagen 6" descr="Biometría y reconocimiento de iris"/>
@@ -10863,27 +10798,7 @@
           <w:sz w:val="24"/>
           <w:szCs w:val="24"/>
         </w:rPr>
-        <w:t xml:space="preserve">La función de la auditoría se materializa exclusivamente por escrito. Por lo </w:t>
-      </w:r>
-      <w:proofErr w:type="gramStart"/>
-      <w:r>
-        <w:rPr>
-          <w:rFonts w:ascii="Arial" w:hAnsi="Arial" w:cs="Arial"/>
-          <w:color w:val="000000" w:themeColor="text1"/>
-          <w:sz w:val="24"/>
-          <w:szCs w:val="24"/>
-        </w:rPr>
-        <w:t>tanto</w:t>
-      </w:r>
-      <w:proofErr w:type="gramEnd"/>
-      <w:r>
-        <w:rPr>
-          <w:rFonts w:ascii="Arial" w:hAnsi="Arial" w:cs="Arial"/>
-          <w:color w:val="000000" w:themeColor="text1"/>
-          <w:sz w:val="24"/>
-          <w:szCs w:val="24"/>
-        </w:rPr>
-        <w:t xml:space="preserve"> la elaboración final es el exponente de su calidad.</w:t>
+        <w:t>La función de la auditoría se materializa exclusivamente por escrito. Por lo tanto la elaboración final es el exponente de su calidad.</w:t>
       </w:r>
     </w:p>
     <w:p>
@@ -11035,7 +10950,7 @@
 </file>
 
 <file path=word/endnotes.xml><?xml version="1.0" encoding="utf-8"?>
-<w:endnotes xmlns:wpc="http://schemas.microsoft.com/office/word/2010/wordprocessingCanvas" xmlns:cx="http://schemas.microsoft.com/office/drawing/2014/chartex" xmlns:cx1="http://schemas.microsoft.com/office/drawing/2015/9/8/chartex" xmlns:cx2="http://schemas.microsoft.com/office/drawing/2015/10/21/chartex" xmlns:cx3="http://schemas.microsoft.com/office/drawing/2016/5/9/chartex" xmlns:cx4="http://schemas.microsoft.com/office/drawing/2016/5/10/chartex" xmlns:cx5="http://schemas.microsoft.com/office/drawing/2016/5/11/chartex" xmlns:cx6="http://schemas.microsoft.com/office/drawing/2016/5/12/chartex" xmlns:cx7="http://schemas.microsoft.com/office/drawing/2016/5/13/chartex" xmlns:cx8="http://schemas.microsoft.com/office/drawing/2016/5/14/chartex" xmlns:mc="http://schemas.openxmlformats.org/markup-compatibility/2006" xmlns:aink="http://schemas.microsoft.com/office/drawing/2016/ink" xmlns:am3d="http://schemas.microsoft.com/office/drawing/2017/model3d" xmlns:o="urn:schemas-microsoft-com:office:office" xmlns:oel="http://schemas.microsoft.com/office/2019/extlst" xmlns:r="http://schemas.openxmlformats.org/officeDocument/2006/relationships" xmlns:m="http://schemas.openxmlformats.org/officeDocument/2006/math" xmlns:v="urn:schemas-microsoft-com:vml" xmlns:wp14="http://schemas.microsoft.com/office/word/2010/wordprocessingDrawing" xmlns:wp="http://schemas.openxmlformats.org/drawingml/2006/wordprocessingDrawing" xmlns:w10="urn:schemas-microsoft-com:office:word" xmlns:w="http://schemas.openxmlformats.org/wordprocessingml/2006/main" xmlns:w14="http://schemas.microsoft.com/office/word/2010/wordml" xmlns:w15="http://schemas.microsoft.com/office/word/2012/wordml" xmlns:w16cex="http://schemas.microsoft.com/office/word/2018/wordml/cex" xmlns:w16cid="http://schemas.microsoft.com/office/word/2016/wordml/cid" xmlns:w16="http://schemas.microsoft.com/office/word/2018/wordml" xmlns:w16sdtdh="http://schemas.microsoft.com/office/word/2020/wordml/sdtdatahash" xmlns:w16se="http://schemas.microsoft.com/office/word/2015/wordml/symex" xmlns:wpg="http://schemas.microsoft.com/office/word/2010/wordprocessingGroup" xmlns:wpi="http://schemas.microsoft.com/office/word/2010/wordprocessingInk" xmlns:wne="http://schemas.microsoft.com/office/word/2006/wordml" xmlns:wps="http://schemas.microsoft.com/office/word/2010/wordprocessingShape" mc:Ignorable="w14 w15 w16se w16cid w16 w16cex w16sdtdh wp14">
+<w:endnotes xmlns:wpc="http://schemas.microsoft.com/office/word/2010/wordprocessingCanvas" xmlns:cx="http://schemas.microsoft.com/office/drawing/2014/chartex" xmlns:cx1="http://schemas.microsoft.com/office/drawing/2015/9/8/chartex" xmlns:cx2="http://schemas.microsoft.com/office/drawing/2015/10/21/chartex" xmlns:cx3="http://schemas.microsoft.com/office/drawing/2016/5/9/chartex" xmlns:cx4="http://schemas.microsoft.com/office/drawing/2016/5/10/chartex" xmlns:cx5="http://schemas.microsoft.com/office/drawing/2016/5/11/chartex" xmlns:cx6="http://schemas.microsoft.com/office/drawing/2016/5/12/chartex" xmlns:cx7="http://schemas.microsoft.com/office/drawing/2016/5/13/chartex" xmlns:cx8="http://schemas.microsoft.com/office/drawing/2016/5/14/chartex" xmlns:mc="http://schemas.openxmlformats.org/markup-compatibility/2006" xmlns:aink="http://schemas.microsoft.com/office/drawing/2016/ink" xmlns:am3d="http://schemas.microsoft.com/office/drawing/2017/model3d" xmlns:o="urn:schemas-microsoft-com:office:office" xmlns:oel="http://schemas.microsoft.com/office/2019/extlst" xmlns:r="http://schemas.openxmlformats.org/officeDocument/2006/relationships" xmlns:m="http://schemas.openxmlformats.org/officeDocument/2006/math" xmlns:v="urn:schemas-microsoft-com:vml" xmlns:wp14="http://schemas.microsoft.com/office/word/2010/wordprocessingDrawing" xmlns:wp="http://schemas.openxmlformats.org/drawingml/2006/wordprocessingDrawing" xmlns:w10="urn:schemas-microsoft-com:office:word" xmlns:w="http://schemas.openxmlformats.org/wordprocessingml/2006/main" xmlns:w14="http://schemas.microsoft.com/office/word/2010/wordml" xmlns:w15="http://schemas.microsoft.com/office/word/2012/wordml" xmlns:w16cex="http://schemas.microsoft.com/office/word/2018/wordml/cex" xmlns:w16cid="http://schemas.microsoft.com/office/word/2016/wordml/cid" xmlns:w16="http://schemas.microsoft.com/office/word/2018/wordml" xmlns:w16du="http://schemas.microsoft.com/office/word/2023/wordml/word16du" xmlns:w16sdtdh="http://schemas.microsoft.com/office/word/2020/wordml/sdtdatahash" xmlns:w16sdtfl="http://schemas.microsoft.com/office/word/2024/wordml/sdtformatlock" xmlns:w16se="http://schemas.microsoft.com/office/word/2015/wordml/symex" xmlns:wpg="http://schemas.microsoft.com/office/word/2010/wordprocessingGroup" xmlns:wpi="http://schemas.microsoft.com/office/word/2010/wordprocessingInk" xmlns:wne="http://schemas.microsoft.com/office/word/2006/wordml" xmlns:wps="http://schemas.microsoft.com/office/word/2010/wordprocessingShape" mc:Ignorable="w14 w15 w16se w16cid w16 w16cex w16sdtdh w16sdtfl w16du wp14">
   <w:endnote w:type="separator" w:id="-1">
     <w:p>
       <w:pPr>
@@ -11060,7 +10975,7 @@
 </file>
 
 <file path=word/footnotes.xml><?xml version="1.0" encoding="utf-8"?>
-<w:footnotes xmlns:wpc="http://schemas.microsoft.com/office/word/2010/wordprocessingCanvas" xmlns:cx="http://schemas.microsoft.com/office/drawing/2014/chartex" xmlns:cx1="http://schemas.microsoft.com/office/drawing/2015/9/8/chartex" xmlns:cx2="http://schemas.microsoft.com/office/drawing/2015/10/21/chartex" xmlns:cx3="http://schemas.microsoft.com/office/drawing/2016/5/9/chartex" xmlns:cx4="http://schemas.microsoft.com/office/drawing/2016/5/10/chartex" xmlns:cx5="http://schemas.microsoft.com/office/drawing/2016/5/11/chartex" xmlns:cx6="http://schemas.microsoft.com/office/drawing/2016/5/12/chartex" xmlns:cx7="http://schemas.microsoft.com/office/drawing/2016/5/13/chartex" xmlns:cx8="http://schemas.microsoft.com/office/drawing/2016/5/14/chartex" xmlns:mc="http://schemas.openxmlformats.org/markup-compatibility/2006" xmlns:aink="http://schemas.microsoft.com/office/drawing/2016/ink" xmlns:am3d="http://schemas.microsoft.com/office/drawing/2017/model3d" xmlns:o="urn:schemas-microsoft-com:office:office" xmlns:oel="http://schemas.microsoft.com/office/2019/extlst" xmlns:r="http://schemas.openxmlformats.org/officeDocument/2006/relationships" xmlns:m="http://schemas.openxmlformats.org/officeDocument/2006/math" xmlns:v="urn:schemas-microsoft-com:vml" xmlns:wp14="http://schemas.microsoft.com/office/word/2010/wordprocessingDrawing" xmlns:wp="http://schemas.openxmlformats.org/drawingml/2006/wordprocessingDrawing" xmlns:w10="urn:schemas-microsoft-com:office:word" xmlns:w="http://schemas.openxmlformats.org/wordprocessingml/2006/main" xmlns:w14="http://schemas.microsoft.com/office/word/2010/wordml" xmlns:w15="http://schemas.microsoft.com/office/word/2012/wordml" xmlns:w16cex="http://schemas.microsoft.com/office/word/2018/wordml/cex" xmlns:w16cid="http://schemas.microsoft.com/office/word/2016/wordml/cid" xmlns:w16="http://schemas.microsoft.com/office/word/2018/wordml" xmlns:w16sdtdh="http://schemas.microsoft.com/office/word/2020/wordml/sdtdatahash" xmlns:w16se="http://schemas.microsoft.com/office/word/2015/wordml/symex" xmlns:wpg="http://schemas.microsoft.com/office/word/2010/wordprocessingGroup" xmlns:wpi="http://schemas.microsoft.com/office/word/2010/wordprocessingInk" xmlns:wne="http://schemas.microsoft.com/office/word/2006/wordml" xmlns:wps="http://schemas.microsoft.com/office/word/2010/wordprocessingShape" mc:Ignorable="w14 w15 w16se w16cid w16 w16cex w16sdtdh wp14">
+<w:footnotes xmlns:wpc="http://schemas.microsoft.com/office/word/2010/wordprocessingCanvas" xmlns:cx="http://schemas.microsoft.com/office/drawing/2014/chartex" xmlns:cx1="http://schemas.microsoft.com/office/drawing/2015/9/8/chartex" xmlns:cx2="http://schemas.microsoft.com/office/drawing/2015/10/21/chartex" xmlns:cx3="http://schemas.microsoft.com/office/drawing/2016/5/9/chartex" xmlns:cx4="http://schemas.microsoft.com/office/drawing/2016/5/10/chartex" xmlns:cx5="http://schemas.microsoft.com/office/drawing/2016/5/11/chartex" xmlns:cx6="http://schemas.microsoft.com/office/drawing/2016/5/12/chartex" xmlns:cx7="http://schemas.microsoft.com/office/drawing/2016/5/13/chartex" xmlns:cx8="http://schemas.microsoft.com/office/drawing/2016/5/14/chartex" xmlns:mc="http://schemas.openxmlformats.org/markup-compatibility/2006" xmlns:aink="http://schemas.microsoft.com/office/drawing/2016/ink" xmlns:am3d="http://schemas.microsoft.com/office/drawing/2017/model3d" xmlns:o="urn:schemas-microsoft-com:office:office" xmlns:oel="http://schemas.microsoft.com/office/2019/extlst" xmlns:r="http://schemas.openxmlformats.org/officeDocument/2006/relationships" xmlns:m="http://schemas.openxmlformats.org/officeDocument/2006/math" xmlns:v="urn:schemas-microsoft-com:vml" xmlns:wp14="http://schemas.microsoft.com/office/word/2010/wordprocessingDrawing" xmlns:wp="http://schemas.openxmlformats.org/drawingml/2006/wordprocessingDrawing" xmlns:w10="urn:schemas-microsoft-com:office:word" xmlns:w="http://schemas.openxmlformats.org/wordprocessingml/2006/main" xmlns:w14="http://schemas.microsoft.com/office/word/2010/wordml" xmlns:w15="http://schemas.microsoft.com/office/word/2012/wordml" xmlns:w16cex="http://schemas.microsoft.com/office/word/2018/wordml/cex" xmlns:w16cid="http://schemas.microsoft.com/office/word/2016/wordml/cid" xmlns:w16="http://schemas.microsoft.com/office/word/2018/wordml" xmlns:w16du="http://schemas.microsoft.com/office/word/2023/wordml/word16du" xmlns:w16sdtdh="http://schemas.microsoft.com/office/word/2020/wordml/sdtdatahash" xmlns:w16sdtfl="http://schemas.microsoft.com/office/word/2024/wordml/sdtformatlock" xmlns:w16se="http://schemas.microsoft.com/office/word/2015/wordml/symex" xmlns:wpg="http://schemas.microsoft.com/office/word/2010/wordprocessingGroup" xmlns:wpi="http://schemas.microsoft.com/office/word/2010/wordprocessingInk" xmlns:wne="http://schemas.microsoft.com/office/word/2006/wordml" xmlns:wps="http://schemas.microsoft.com/office/word/2010/wordprocessingShape" mc:Ignorable="w14 w15 w16se w16cid w16 w16cex w16sdtdh w16sdtfl w16du wp14">
   <w:footnote w:type="separator" w:id="-1">
     <w:p>
       <w:pPr>
@@ -11085,7 +11000,7 @@
 </file>
 
 <file path=word/numbering.xml><?xml version="1.0" encoding="utf-8"?>
-<w:numbering xmlns:wpc="http://schemas.microsoft.com/office/word/2010/wordprocessingCanvas" xmlns:cx="http://schemas.microsoft.com/office/drawing/2014/chartex" xmlns:cx1="http://schemas.microsoft.com/office/drawing/2015/9/8/chartex" xmlns:cx2="http://schemas.microsoft.com/office/drawing/2015/10/21/chartex" xmlns:cx3="http://schemas.microsoft.com/office/drawing/2016/5/9/chartex" xmlns:cx4="http://schemas.microsoft.com/office/drawing/2016/5/10/chartex" xmlns:cx5="http://schemas.microsoft.com/office/drawing/2016/5/11/chartex" xmlns:cx6="http://schemas.microsoft.com/office/drawing/2016/5/12/chartex" xmlns:cx7="http://schemas.microsoft.com/office/drawing/2016/5/13/chartex" xmlns:cx8="http://schemas.microsoft.com/office/drawing/2016/5/14/chartex" xmlns:mc="http://schemas.openxmlformats.org/markup-compatibility/2006" xmlns:aink="http://schemas.microsoft.com/office/drawing/2016/ink" xmlns:am3d="http://schemas.microsoft.com/office/drawing/2017/model3d" xmlns:o="urn:schemas-microsoft-com:office:office" xmlns:oel="http://schemas.microsoft.com/office/2019/extlst" xmlns:r="http://schemas.openxmlformats.org/officeDocument/2006/relationships" xmlns:m="http://schemas.openxmlformats.org/officeDocument/2006/math" xmlns:v="urn:schemas-microsoft-com:vml" xmlns:wp14="http://schemas.microsoft.com/office/word/2010/wordprocessingDrawing" xmlns:wp="http://schemas.openxmlformats.org/drawingml/2006/wordprocessingDrawing" xmlns:w10="urn:schemas-microsoft-com:office:word" xmlns:w="http://schemas.openxmlformats.org/wordprocessingml/2006/main" xmlns:w14="http://schemas.microsoft.com/office/word/2010/wordml" xmlns:w15="http://schemas.microsoft.com/office/word/2012/wordml" xmlns:w16cex="http://schemas.microsoft.com/office/word/2018/wordml/cex" xmlns:w16cid="http://schemas.microsoft.com/office/word/2016/wordml/cid" xmlns:w16="http://schemas.microsoft.com/office/word/2018/wordml" xmlns:w16sdtdh="http://schemas.microsoft.com/office/word/2020/wordml/sdtdatahash" xmlns:w16se="http://schemas.microsoft.com/office/word/2015/wordml/symex" xmlns:wpg="http://schemas.microsoft.com/office/word/2010/wordprocessingGroup" xmlns:wpi="http://schemas.microsoft.com/office/word/2010/wordprocessingInk" xmlns:wne="http://schemas.microsoft.com/office/word/2006/wordml" xmlns:wps="http://schemas.microsoft.com/office/word/2010/wordprocessingShape" mc:Ignorable="w14 w15 w16se w16cid w16 w16cex w16sdtdh wp14">
+<w:numbering xmlns:wpc="http://schemas.microsoft.com/office/word/2010/wordprocessingCanvas" xmlns:cx="http://schemas.microsoft.com/office/drawing/2014/chartex" xmlns:cx1="http://schemas.microsoft.com/office/drawing/2015/9/8/chartex" xmlns:cx2="http://schemas.microsoft.com/office/drawing/2015/10/21/chartex" xmlns:cx3="http://schemas.microsoft.com/office/drawing/2016/5/9/chartex" xmlns:cx4="http://schemas.microsoft.com/office/drawing/2016/5/10/chartex" xmlns:cx5="http://schemas.microsoft.com/office/drawing/2016/5/11/chartex" xmlns:cx6="http://schemas.microsoft.com/office/drawing/2016/5/12/chartex" xmlns:cx7="http://schemas.microsoft.com/office/drawing/2016/5/13/chartex" xmlns:cx8="http://schemas.microsoft.com/office/drawing/2016/5/14/chartex" xmlns:mc="http://schemas.openxmlformats.org/markup-compatibility/2006" xmlns:aink="http://schemas.microsoft.com/office/drawing/2016/ink" xmlns:am3d="http://schemas.microsoft.com/office/drawing/2017/model3d" xmlns:o="urn:schemas-microsoft-com:office:office" xmlns:oel="http://schemas.microsoft.com/office/2019/extlst" xmlns:r="http://schemas.openxmlformats.org/officeDocument/2006/relationships" xmlns:m="http://schemas.openxmlformats.org/officeDocument/2006/math" xmlns:v="urn:schemas-microsoft-com:vml" xmlns:wp14="http://schemas.microsoft.com/office/word/2010/wordprocessingDrawing" xmlns:wp="http://schemas.openxmlformats.org/drawingml/2006/wordprocessingDrawing" xmlns:w10="urn:schemas-microsoft-com:office:word" xmlns:w="http://schemas.openxmlformats.org/wordprocessingml/2006/main" xmlns:w14="http://schemas.microsoft.com/office/word/2010/wordml" xmlns:w15="http://schemas.microsoft.com/office/word/2012/wordml" xmlns:w16cex="http://schemas.microsoft.com/office/word/2018/wordml/cex" xmlns:w16cid="http://schemas.microsoft.com/office/word/2016/wordml/cid" xmlns:w16="http://schemas.microsoft.com/office/word/2018/wordml" xmlns:w16du="http://schemas.microsoft.com/office/word/2023/wordml/word16du" xmlns:w16sdtdh="http://schemas.microsoft.com/office/word/2020/wordml/sdtdatahash" xmlns:w16sdtfl="http://schemas.microsoft.com/office/word/2024/wordml/sdtformatlock" xmlns:w16se="http://schemas.microsoft.com/office/word/2015/wordml/symex" xmlns:wpg="http://schemas.microsoft.com/office/word/2010/wordprocessingGroup" xmlns:wpi="http://schemas.microsoft.com/office/word/2010/wordprocessingInk" xmlns:wne="http://schemas.microsoft.com/office/word/2006/wordml" xmlns:wps="http://schemas.microsoft.com/office/word/2010/wordprocessingShape" mc:Ignorable="w14 w15 w16se w16cid w16 w16cex w16sdtdh w16sdtfl w16du wp14">
   <w:abstractNum w:abstractNumId="0" w15:restartNumberingAfterBreak="0">
     <w:nsid w:val="091944F4"/>
     <w:multiLevelType w:val="hybridMultilevel"/>
@@ -13095,7 +13010,7 @@
 </file>
 
 <file path=word/styles.xml><?xml version="1.0" encoding="utf-8"?>
-<w:styles xmlns:mc="http://schemas.openxmlformats.org/markup-compatibility/2006" xmlns:r="http://schemas.openxmlformats.org/officeDocument/2006/relationships" xmlns:w="http://schemas.openxmlformats.org/wordprocessingml/2006/main" xmlns:w14="http://schemas.microsoft.com/office/word/2010/wordml" xmlns:w15="http://schemas.microsoft.com/office/word/2012/wordml" xmlns:w16cex="http://schemas.microsoft.com/office/word/2018/wordml/cex" xmlns:w16cid="http://schemas.microsoft.com/office/word/2016/wordml/cid" xmlns:w16="http://schemas.microsoft.com/office/word/2018/wordml" xmlns:w16sdtdh="http://schemas.microsoft.com/office/word/2020/wordml/sdtdatahash" xmlns:w16se="http://schemas.microsoft.com/office/word/2015/wordml/symex" mc:Ignorable="w14 w15 w16se w16cid w16 w16cex w16sdtdh">
+<w:styles xmlns:mc="http://schemas.openxmlformats.org/markup-compatibility/2006" xmlns:r="http://schemas.openxmlformats.org/officeDocument/2006/relationships" xmlns:w="http://schemas.openxmlformats.org/wordprocessingml/2006/main" xmlns:w14="http://schemas.microsoft.com/office/word/2010/wordml" xmlns:w15="http://schemas.microsoft.com/office/word/2012/wordml" xmlns:w16cex="http://schemas.microsoft.com/office/word/2018/wordml/cex" xmlns:w16cid="http://schemas.microsoft.com/office/word/2016/wordml/cid" xmlns:w16="http://schemas.microsoft.com/office/word/2018/wordml" xmlns:w16du="http://schemas.microsoft.com/office/word/2023/wordml/word16du" xmlns:w16sdtdh="http://schemas.microsoft.com/office/word/2020/wordml/sdtdatahash" xmlns:w16sdtfl="http://schemas.microsoft.com/office/word/2024/wordml/sdtformatlock" xmlns:w16se="http://schemas.microsoft.com/office/word/2015/wordml/symex" mc:Ignorable="w14 w15 w16se w16cid w16 w16cex w16sdtdh w16sdtfl w16du">
   <w:docDefaults>
     <w:rPrDefault>
       <w:rPr>
